--- a/auto_sap/templates/sapai_kcl_template_v0.2_clean.docx
+++ b/auto_sap/templates/sapai_kcl_template_v0.2_clean.docx
@@ -8039,17 +8039,7 @@
       </w:pPr>
     </w:p>
     <w:p>
-      <w:pPr>
-        <w:rPr>
-          <w:i/>
-          <w:iCs/>
-        </w:rPr>
-      </w:pPr>
-      <w:r>
-        <w:rPr>
-          <w:i/>
-          <w:iCs/>
-        </w:rPr>
+      <w:r>
         <w:t>{{sample_size}}</w:t>
       </w:r>
     </w:p>
@@ -8974,6 +8964,7 @@
       <w:bookmarkStart w:id="111" w:name="_Toc183099263"/>
       <w:bookmarkStart w:id="112" w:name="_Toc215242371"/>
       <w:r>
+        <w:lastRenderedPageBreak/>
         <w:t>Descriptive statistics for outcome measures</w:t>
       </w:r>
       <w:bookmarkEnd w:id="111"/>
@@ -9036,11 +9027,7 @@
         <w:t xml:space="preserve">: </w:t>
       </w:r>
       <w:r>
-        <w:t xml:space="preserve">Time to event outcomes will be summarised </w:t>
-      </w:r>
-      <w:r>
-        <w:lastRenderedPageBreak/>
-        <w:t>using median survival</w:t>
+        <w:t>Time to event outcomes will be summarised using median survival</w:t>
       </w:r>
       <w:r>
         <w:t xml:space="preserve"> and</w:t>
@@ -9734,6 +9721,294 @@
         </w:rPr>
       </w:pPr>
     </w:p>
+    <w:tbl>
+      <w:tblPr>
+        <w:tblStyle w:val="TableGrid"/>
+        <w:tblW w:w="0" w:type="auto"/>
+        <w:tblLook w:val="04A0" w:firstRow="1" w:lastRow="0" w:firstColumn="1" w:lastColumn="0" w:noHBand="0" w:noVBand="1"/>
+      </w:tblPr>
+      <w:tblGrid>
+        <w:gridCol w:w="4868"/>
+        <w:gridCol w:w="4868"/>
+      </w:tblGrid>
+      <w:tr>
+        <w:tc>
+          <w:tcPr>
+            <w:tcW w:w="4868" w:type="dxa"/>
+            <w:shd w:val="clear" w:color="auto" w:fill="F2F2F2" w:themeFill="background1" w:themeFillShade="F2"/>
+          </w:tcPr>
+          <w:p>
+            <w:pPr>
+              <w:rPr>
+                <w:b/>
+                <w:bCs/>
+                <w:sz w:val="22"/>
+                <w:szCs w:val="22"/>
+              </w:rPr>
+            </w:pPr>
+            <w:r>
+              <w:rPr>
+                <w:b/>
+                <w:bCs/>
+                <w:sz w:val="22"/>
+                <w:szCs w:val="22"/>
+              </w:rPr>
+              <w:t>Estimand framework</w:t>
+            </w:r>
+          </w:p>
+        </w:tc>
+        <w:tc>
+          <w:tcPr>
+            <w:tcW w:w="4868" w:type="dxa"/>
+            <w:shd w:val="clear" w:color="auto" w:fill="F2F2F2" w:themeFill="background1" w:themeFillShade="F2"/>
+          </w:tcPr>
+          <w:p>
+            <w:pPr>
+              <w:rPr>
+                <w:b/>
+                <w:bCs/>
+                <w:sz w:val="22"/>
+                <w:szCs w:val="22"/>
+              </w:rPr>
+            </w:pPr>
+            <w:r>
+              <w:rPr>
+                <w:b/>
+                <w:bCs/>
+                <w:sz w:val="22"/>
+                <w:szCs w:val="22"/>
+              </w:rPr>
+              <w:t>Details</w:t>
+            </w:r>
+          </w:p>
+        </w:tc>
+      </w:tr>
+      <w:tr>
+        <w:tc>
+          <w:tcPr>
+            <w:tcW w:w="4868" w:type="dxa"/>
+          </w:tcPr>
+          <w:p>
+            <w:pPr>
+              <w:rPr>
+                <w:sz w:val="22"/>
+                <w:szCs w:val="22"/>
+              </w:rPr>
+            </w:pPr>
+            <w:r>
+              <w:rPr>
+                <w:sz w:val="22"/>
+                <w:szCs w:val="22"/>
+              </w:rPr>
+              <w:t>Population</w:t>
+            </w:r>
+          </w:p>
+        </w:tc>
+        <w:tc>
+          <w:tcPr>
+            <w:tcW w:w="4868" w:type="dxa"/>
+          </w:tcPr>
+          <w:p>
+            <w:pPr>
+              <w:rPr>
+                <w:sz w:val="22"/>
+                <w:szCs w:val="22"/>
+              </w:rPr>
+            </w:pPr>
+            <w:r>
+              <w:rPr>
+                <w:sz w:val="22"/>
+                <w:szCs w:val="22"/>
+              </w:rPr>
+              <w:t>{{estimand_population}}</w:t>
+            </w:r>
+          </w:p>
+        </w:tc>
+      </w:tr>
+      <w:tr>
+        <w:tc>
+          <w:tcPr>
+            <w:tcW w:w="4868" w:type="dxa"/>
+          </w:tcPr>
+          <w:p>
+            <w:pPr>
+              <w:rPr>
+                <w:sz w:val="22"/>
+                <w:szCs w:val="22"/>
+              </w:rPr>
+            </w:pPr>
+            <w:r>
+              <w:rPr>
+                <w:sz w:val="22"/>
+                <w:szCs w:val="22"/>
+              </w:rPr>
+              <w:t>Endpoint</w:t>
+            </w:r>
+          </w:p>
+        </w:tc>
+        <w:tc>
+          <w:tcPr>
+            <w:tcW w:w="4868" w:type="dxa"/>
+          </w:tcPr>
+          <w:p>
+            <w:pPr>
+              <w:rPr>
+                <w:sz w:val="22"/>
+                <w:szCs w:val="22"/>
+              </w:rPr>
+            </w:pPr>
+            <w:r>
+              <w:rPr>
+                <w:sz w:val="22"/>
+                <w:szCs w:val="22"/>
+              </w:rPr>
+              <w:t>{{estimand_endpoint}}</w:t>
+            </w:r>
+          </w:p>
+        </w:tc>
+      </w:tr>
+      <w:tr>
+        <w:tc>
+          <w:tcPr>
+            <w:tcW w:w="4868" w:type="dxa"/>
+          </w:tcPr>
+          <w:p>
+            <w:pPr>
+              <w:rPr>
+                <w:sz w:val="22"/>
+                <w:szCs w:val="22"/>
+              </w:rPr>
+            </w:pPr>
+            <w:r>
+              <w:rPr>
+                <w:sz w:val="22"/>
+                <w:szCs w:val="22"/>
+              </w:rPr>
+              <w:t>Treatment condition</w:t>
+            </w:r>
+          </w:p>
+        </w:tc>
+        <w:tc>
+          <w:tcPr>
+            <w:tcW w:w="4868" w:type="dxa"/>
+          </w:tcPr>
+          <w:p>
+            <w:pPr>
+              <w:rPr>
+                <w:sz w:val="22"/>
+                <w:szCs w:val="22"/>
+              </w:rPr>
+            </w:pPr>
+            <w:r>
+              <w:rPr>
+                <w:sz w:val="22"/>
+                <w:szCs w:val="22"/>
+              </w:rPr>
+              <w:t>{{estimand_tcond}}</w:t>
+            </w:r>
+          </w:p>
+        </w:tc>
+      </w:tr>
+      <w:tr>
+        <w:tc>
+          <w:tcPr>
+            <w:tcW w:w="4868" w:type="dxa"/>
+          </w:tcPr>
+          <w:p>
+            <w:pPr>
+              <w:rPr>
+                <w:sz w:val="22"/>
+                <w:szCs w:val="22"/>
+              </w:rPr>
+            </w:pPr>
+            <w:r>
+              <w:rPr>
+                <w:sz w:val="22"/>
+                <w:szCs w:val="22"/>
+              </w:rPr>
+              <w:t>Population-level summary</w:t>
+            </w:r>
+          </w:p>
+        </w:tc>
+        <w:tc>
+          <w:tcPr>
+            <w:tcW w:w="4868" w:type="dxa"/>
+          </w:tcPr>
+          <w:p>
+            <w:pPr>
+              <w:rPr>
+                <w:sz w:val="22"/>
+                <w:szCs w:val="22"/>
+              </w:rPr>
+            </w:pPr>
+            <w:r>
+              <w:rPr>
+                <w:sz w:val="22"/>
+                <w:szCs w:val="22"/>
+              </w:rPr>
+              <w:t>{{estimand_popsum}}</w:t>
+            </w:r>
+          </w:p>
+        </w:tc>
+      </w:tr>
+      <w:tr>
+        <w:tc>
+          <w:tcPr>
+            <w:tcW w:w="4868" w:type="dxa"/>
+          </w:tcPr>
+          <w:p>
+            <w:pPr>
+              <w:rPr>
+                <w:sz w:val="22"/>
+                <w:szCs w:val="22"/>
+              </w:rPr>
+            </w:pPr>
+            <w:r>
+              <w:rPr>
+                <w:sz w:val="22"/>
+                <w:szCs w:val="22"/>
+              </w:rPr>
+              <w:t>Intercurrent events</w:t>
+            </w:r>
+          </w:p>
+        </w:tc>
+        <w:tc>
+          <w:tcPr>
+            <w:tcW w:w="4868" w:type="dxa"/>
+          </w:tcPr>
+          <w:p>
+            <w:pPr>
+              <w:rPr>
+                <w:sz w:val="22"/>
+                <w:szCs w:val="22"/>
+              </w:rPr>
+            </w:pPr>
+            <w:r>
+              <w:rPr>
+                <w:sz w:val="22"/>
+                <w:szCs w:val="22"/>
+              </w:rPr>
+              <w:t>{{estimand_</w:t>
+            </w:r>
+            <w:r>
+              <w:rPr>
+                <w:sz w:val="22"/>
+                <w:szCs w:val="22"/>
+              </w:rPr>
+              <w:t>intercurrent}}</w:t>
+            </w:r>
+          </w:p>
+        </w:tc>
+      </w:tr>
+    </w:tbl>
+    <w:p>
+      <w:pPr>
+        <w:rPr>
+          <w:sz w:val="22"/>
+          <w:szCs w:val="22"/>
+        </w:rPr>
+      </w:pPr>
+    </w:p>
     <w:p>
       <w:pPr>
         <w:rPr>
@@ -10185,6 +10460,7 @@
       <w:bookmarkStart w:id="171" w:name="_Toc215242379"/>
       <w:bookmarkEnd w:id="169"/>
       <w:r>
+        <w:lastRenderedPageBreak/>
         <w:t>Analysis of</w:t>
       </w:r>
       <w:r>
@@ -10262,7 +10538,6 @@
       </w:pPr>
       <w:bookmarkStart w:id="173" w:name="_Toc215242380"/>
       <w:r>
-        <w:lastRenderedPageBreak/>
         <w:t>Model assumption checks</w:t>
       </w:r>
       <w:bookmarkEnd w:id="173"/>
@@ -10675,6 +10950,7 @@
       <w:bookmarkStart w:id="189" w:name="_Toc183099286"/>
       <w:bookmarkStart w:id="190" w:name="_Toc215242384"/>
       <w:r>
+        <w:lastRenderedPageBreak/>
         <w:t>Method for handling multiple comparisons</w:t>
       </w:r>
       <w:r>
@@ -11379,6 +11655,7 @@
         </w:rPr>
       </w:pPr>
       <w:r>
+        <w:lastRenderedPageBreak/>
         <w:t>{{interim</w:t>
       </w:r>
       <w:r>
@@ -19327,6 +19604,25 @@
 </file>
 
 <file path=customXml/item2.xml><?xml version="1.0" encoding="utf-8"?>
+<p:properties xmlns:p="http://schemas.microsoft.com/office/2006/metadata/properties" xmlns:xsi="http://www.w3.org/2001/XMLSchema-instance" xmlns:pc="http://schemas.microsoft.com/office/infopath/2007/PartnerControls">
+  <documentManagement>
+    <lcf76f155ced4ddcb4097134ff3c332f xmlns="1a689db4-6e06-476e-9be9-3b9f8e8c6fb8">
+      <Terms xmlns="http://schemas.microsoft.com/office/infopath/2007/PartnerControls"/>
+    </lcf76f155ced4ddcb4097134ff3c332f>
+  </documentManagement>
+</p:properties>
+</file>
+
+<file path=customXml/item3.xml><?xml version="1.0" encoding="utf-8"?>
+<?mso-contentType ?>
+<FormTemplates xmlns="http://schemas.microsoft.com/sharepoint/v3/contenttype/forms">
+  <Display>DocumentLibraryForm</Display>
+  <Edit>DocumentLibraryForm</Edit>
+  <New>DocumentLibraryForm</New>
+</FormTemplates>
+</file>
+
+<file path=customXml/item4.xml><?xml version="1.0" encoding="utf-8"?>
 <ct:contentTypeSchema xmlns:ct="http://schemas.microsoft.com/office/2006/metadata/contentType" xmlns:ma="http://schemas.microsoft.com/office/2006/metadata/properties/metaAttributes" ct:_="" ma:_="" ma:contentTypeName="Document" ma:contentTypeID="0x01010020642C0861846E47970818B563C5E1EE" ma:contentTypeVersion="10" ma:contentTypeDescription="Create a new document." ma:contentTypeScope="" ma:versionID="7c7fb4b96b6f5cf75833768625bcce54">
   <xsd:schema xmlns:xsd="http://www.w3.org/2001/XMLSchema" xmlns:xs="http://www.w3.org/2001/XMLSchema" xmlns:p="http://schemas.microsoft.com/office/2006/metadata/properties" xmlns:ns2="1a689db4-6e06-476e-9be9-3b9f8e8c6fb8" targetNamespace="http://schemas.microsoft.com/office/2006/metadata/properties" ma:root="true" ma:fieldsID="06c1012f595b181f4681a78ffaba9bf8" ns2:_="">
     <xsd:import namespace="1a689db4-6e06-476e-9be9-3b9f8e8c6fb8"/>
@@ -19504,25 +19800,6 @@
 </ct:contentTypeSchema>
 </file>
 
-<file path=customXml/item3.xml><?xml version="1.0" encoding="utf-8"?>
-<?mso-contentType ?>
-<FormTemplates xmlns="http://schemas.microsoft.com/sharepoint/v3/contenttype/forms">
-  <Display>DocumentLibraryForm</Display>
-  <Edit>DocumentLibraryForm</Edit>
-  <New>DocumentLibraryForm</New>
-</FormTemplates>
-</file>
-
-<file path=customXml/item4.xml><?xml version="1.0" encoding="utf-8"?>
-<p:properties xmlns:p="http://schemas.microsoft.com/office/2006/metadata/properties" xmlns:xsi="http://www.w3.org/2001/XMLSchema-instance" xmlns:pc="http://schemas.microsoft.com/office/infopath/2007/PartnerControls">
-  <documentManagement>
-    <lcf76f155ced4ddcb4097134ff3c332f xmlns="1a689db4-6e06-476e-9be9-3b9f8e8c6fb8">
-      <Terms xmlns="http://schemas.microsoft.com/office/infopath/2007/PartnerControls"/>
-    </lcf76f155ced4ddcb4097134ff3c332f>
-  </documentManagement>
-</p:properties>
-</file>
-
 <file path=customXml/itemProps1.xml><?xml version="1.0" encoding="utf-8"?>
 <ds:datastoreItem xmlns:ds="http://schemas.openxmlformats.org/officeDocument/2006/customXml" ds:itemID="{AE3D3812-69AC-4D6A-A7F1-6E3602D960E0}">
   <ds:schemaRefs>
@@ -19532,6 +19809,24 @@
 </file>
 
 <file path=customXml/itemProps2.xml><?xml version="1.0" encoding="utf-8"?>
+<ds:datastoreItem xmlns:ds="http://schemas.openxmlformats.org/officeDocument/2006/customXml" ds:itemID="{C7B3A6E1-C8A0-48E3-8293-913D2604C6B5}">
+  <ds:schemaRefs>
+    <ds:schemaRef ds:uri="http://schemas.microsoft.com/office/2006/metadata/properties"/>
+    <ds:schemaRef ds:uri="http://schemas.microsoft.com/office/infopath/2007/PartnerControls"/>
+    <ds:schemaRef ds:uri="1a689db4-6e06-476e-9be9-3b9f8e8c6fb8"/>
+  </ds:schemaRefs>
+</ds:datastoreItem>
+</file>
+
+<file path=customXml/itemProps3.xml><?xml version="1.0" encoding="utf-8"?>
+<ds:datastoreItem xmlns:ds="http://schemas.openxmlformats.org/officeDocument/2006/customXml" ds:itemID="{BAA3AF65-3B33-49AB-8B14-14BA3FFBE156}">
+  <ds:schemaRefs>
+    <ds:schemaRef ds:uri="http://schemas.microsoft.com/sharepoint/v3/contenttype/forms"/>
+  </ds:schemaRefs>
+</ds:datastoreItem>
+</file>
+
+<file path=customXml/itemProps4.xml><?xml version="1.0" encoding="utf-8"?>
 <ds:datastoreItem xmlns:ds="http://schemas.openxmlformats.org/officeDocument/2006/customXml" ds:itemID="{A5A9003B-ECF1-4BEC-82C0-8E90D1065FD6}">
   <ds:schemaRefs>
     <ds:schemaRef ds:uri="http://schemas.microsoft.com/office/2006/metadata/contentType"/>
@@ -19547,22 +19842,4 @@
     <ds:schemaRef ds:uri="http://schemas.microsoft.com/internal/obd"/>
   </ds:schemaRefs>
 </ds:datastoreItem>
-</file>
-
-<file path=customXml/itemProps3.xml><?xml version="1.0" encoding="utf-8"?>
-<ds:datastoreItem xmlns:ds="http://schemas.openxmlformats.org/officeDocument/2006/customXml" ds:itemID="{BAA3AF65-3B33-49AB-8B14-14BA3FFBE156}">
-  <ds:schemaRefs>
-    <ds:schemaRef ds:uri="http://schemas.microsoft.com/sharepoint/v3/contenttype/forms"/>
-  </ds:schemaRefs>
-</ds:datastoreItem>
-</file>
-
-<file path=customXml/itemProps4.xml><?xml version="1.0" encoding="utf-8"?>
-<ds:datastoreItem xmlns:ds="http://schemas.openxmlformats.org/officeDocument/2006/customXml" ds:itemID="{C7B3A6E1-C8A0-48E3-8293-913D2604C6B5}">
-  <ds:schemaRefs>
-    <ds:schemaRef ds:uri="http://schemas.microsoft.com/office/2006/metadata/properties"/>
-    <ds:schemaRef ds:uri="http://schemas.microsoft.com/office/infopath/2007/PartnerControls"/>
-    <ds:schemaRef ds:uri="1a689db4-6e06-476e-9be9-3b9f8e8c6fb8"/>
-  </ds:schemaRefs>
-</ds:datastoreItem>
 </file>